--- a/Day-7.docx
+++ b/Day-7.docx
@@ -8,16 +8,16 @@
         <w:rPr>
           <w:b/>
           <w:bCs/>
-          <w:sz w:val="28"/>
-          <w:szCs w:val="28"/>
-        </w:rPr>
-      </w:pPr>
-      <w:r>
-        <w:rPr>
-          <w:b/>
-          <w:bCs/>
-          <w:sz w:val="28"/>
-          <w:szCs w:val="28"/>
+          <w:sz w:val="32"/>
+          <w:szCs w:val="32"/>
+        </w:rPr>
+      </w:pPr>
+      <w:r>
+        <w:rPr>
+          <w:b/>
+          <w:bCs/>
+          <w:sz w:val="32"/>
+          <w:szCs w:val="32"/>
         </w:rPr>
         <w:t>Day - 6</w:t>
       </w:r>
@@ -165,13 +165,8 @@
     </w:p>
     <w:p>
       <w:r>
-        <w:t xml:space="preserve">integrity </w:t>
-      </w:r>
-      <w:proofErr w:type="gramStart"/>
-      <w:r>
-        <w:t>constraints:-</w:t>
-      </w:r>
-      <w:proofErr w:type="gramEnd"/>
+        <w:t>integrity constraints:-</w:t>
+      </w:r>
     </w:p>
     <w:p>
       <w:r>
@@ -220,12 +215,8 @@
       </w:r>
       <w:r>
         <w:tab/>
-      </w:r>
-      <w:proofErr w:type="gramStart"/>
-      <w:r>
         <w:t>6)CHECK</w:t>
       </w:r>
-      <w:proofErr w:type="gramEnd"/>
     </w:p>
     <w:p>
       <w:r>
@@ -256,7 +247,7 @@
     <w:p>
       <w:r>
         <w:pict w14:anchorId="5F2EBE4C">
-          <v:rect id="_x0000_i1133" style="width:0;height:1.5pt" o:hralign="center" o:hrstd="t" o:hr="t" fillcolor="#a0a0a0" stroked="f"/>
+          <v:rect id="_x0000_i1025" style="width:0;height:1.5pt" o:hralign="center" o:hrstd="t" o:hr="t" fillcolor="#a0a0a0" stroked="f"/>
         </w:pict>
       </w:r>
     </w:p>
@@ -305,49 +296,17 @@
     </w:p>
     <w:p>
       <w:r>
-        <w:t>    </w:t>
-      </w:r>
-      <w:proofErr w:type="spellStart"/>
-      <w:r>
-        <w:t>emp_id</w:t>
-      </w:r>
-      <w:proofErr w:type="spellEnd"/>
-      <w:r>
-        <w:t xml:space="preserve"> INT,</w:t>
-      </w:r>
-    </w:p>
-    <w:p>
-      <w:r>
-        <w:t>    </w:t>
-      </w:r>
-      <w:proofErr w:type="spellStart"/>
-      <w:r>
-        <w:t>emp_name</w:t>
-      </w:r>
-      <w:proofErr w:type="spellEnd"/>
-      <w:r>
-        <w:t xml:space="preserve"> </w:t>
-      </w:r>
-      <w:proofErr w:type="gramStart"/>
-      <w:r>
-        <w:t>VARCHAR(</w:t>
-      </w:r>
-      <w:proofErr w:type="gramEnd"/>
-      <w:r>
-        <w:t>50) NOT NULL,</w:t>
-      </w:r>
-    </w:p>
-    <w:p>
-      <w:r>
-        <w:t xml:space="preserve">    salary </w:t>
-      </w:r>
-      <w:proofErr w:type="gramStart"/>
-      <w:r>
-        <w:t>DECIMAL(</w:t>
-      </w:r>
-      <w:proofErr w:type="gramEnd"/>
-      <w:r>
-        <w:t>10,2)</w:t>
+        <w:t>    emp_id INT,</w:t>
+      </w:r>
+    </w:p>
+    <w:p>
+      <w:r>
+        <w:t>    emp_name VARCHAR(50) NOT NULL,</w:t>
+      </w:r>
+    </w:p>
+    <w:p>
+      <w:r>
+        <w:t>    salary DECIMAL(10,2)</w:t>
       </w:r>
     </w:p>
     <w:p>
@@ -428,21 +387,13 @@
     </w:p>
     <w:p>
       <w:r>
-        <w:t>Column '</w:t>
-      </w:r>
-      <w:proofErr w:type="spellStart"/>
-      <w:r>
-        <w:t>emp_name</w:t>
-      </w:r>
-      <w:proofErr w:type="spellEnd"/>
-      <w:r>
-        <w:t>' cannot be null</w:t>
+        <w:t>Column 'emp_name' cannot be null</w:t>
       </w:r>
     </w:p>
     <w:p>
       <w:r>
         <w:pict w14:anchorId="1F474A58">
-          <v:rect id="_x0000_i1134" style="width:0;height:1.5pt" o:hralign="center" o:hrstd="t" o:hr="t" fillcolor="#a0a0a0" stroked="f"/>
+          <v:rect id="_x0000_i1026" style="width:0;height:1.5pt" o:hralign="center" o:hrstd="t" o:hr="t" fillcolor="#a0a0a0" stroked="f"/>
         </w:pict>
       </w:r>
     </w:p>
@@ -491,46 +442,17 @@
     </w:p>
     <w:p>
       <w:r>
-        <w:t>    </w:t>
-      </w:r>
-      <w:proofErr w:type="spellStart"/>
-      <w:r>
-        <w:t>student_id</w:t>
-      </w:r>
-      <w:proofErr w:type="spellEnd"/>
-      <w:r>
-        <w:t xml:space="preserve"> INT UNIQUE,</w:t>
-      </w:r>
-    </w:p>
-    <w:p>
-      <w:r>
-        <w:t xml:space="preserve">    email </w:t>
-      </w:r>
-      <w:proofErr w:type="gramStart"/>
-      <w:r>
-        <w:t>VARCHAR(</w:t>
-      </w:r>
-      <w:proofErr w:type="gramEnd"/>
-      <w:r>
-        <w:t>100</w:t>
-      </w:r>
-      <w:proofErr w:type="gramStart"/>
-      <w:r>
-        <w:t>) ,</w:t>
-      </w:r>
-      <w:proofErr w:type="gramEnd"/>
-    </w:p>
-    <w:p>
-      <w:r>
-        <w:t xml:space="preserve">    name </w:t>
-      </w:r>
-      <w:proofErr w:type="gramStart"/>
-      <w:r>
-        <w:t>VARCHAR(</w:t>
-      </w:r>
-      <w:proofErr w:type="gramEnd"/>
-      <w:r>
-        <w:t>50)</w:t>
+        <w:t>    student_id INT UNIQUE,</w:t>
+      </w:r>
+    </w:p>
+    <w:p>
+      <w:r>
+        <w:t>    email VARCHAR(100) ,</w:t>
+      </w:r>
+    </w:p>
+    <w:p>
+      <w:r>
+        <w:t>    name VARCHAR(50)</w:t>
       </w:r>
     </w:p>
     <w:p>
@@ -615,7 +537,7 @@
     <w:p>
       <w:r>
         <w:pict w14:anchorId="0CFBD88E">
-          <v:rect id="_x0000_i1135" style="width:0;height:1.5pt" o:hralign="center" o:hrstd="t" o:hr="t" fillcolor="#a0a0a0" stroked="f"/>
+          <v:rect id="_x0000_i1027" style="width:0;height:1.5pt" o:hralign="center" o:hrstd="t" o:hr="t" fillcolor="#a0a0a0" stroked="f"/>
         </w:pict>
       </w:r>
     </w:p>
@@ -709,49 +631,17 @@
     </w:p>
     <w:p>
       <w:r>
-        <w:t>    </w:t>
-      </w:r>
-      <w:proofErr w:type="spellStart"/>
-      <w:r>
-        <w:t>product_id</w:t>
-      </w:r>
-      <w:proofErr w:type="spellEnd"/>
-      <w:r>
-        <w:t xml:space="preserve"> INT PRIMARY KEY,</w:t>
-      </w:r>
-    </w:p>
-    <w:p>
-      <w:r>
-        <w:t>    </w:t>
-      </w:r>
-      <w:proofErr w:type="spellStart"/>
-      <w:r>
-        <w:t>product_name</w:t>
-      </w:r>
-      <w:proofErr w:type="spellEnd"/>
-      <w:r>
-        <w:t xml:space="preserve"> </w:t>
-      </w:r>
-      <w:proofErr w:type="gramStart"/>
-      <w:r>
-        <w:t>VARCHAR(</w:t>
-      </w:r>
-      <w:proofErr w:type="gramEnd"/>
-      <w:r>
-        <w:t>50),</w:t>
-      </w:r>
-    </w:p>
-    <w:p>
-      <w:r>
-        <w:t xml:space="preserve">    price </w:t>
-      </w:r>
-      <w:proofErr w:type="gramStart"/>
-      <w:r>
-        <w:t>DECIMAL(</w:t>
-      </w:r>
-      <w:proofErr w:type="gramEnd"/>
-      <w:r>
-        <w:t>10,2)</w:t>
+        <w:t>    product_id INT PRIMARY KEY,</w:t>
+      </w:r>
+    </w:p>
+    <w:p>
+      <w:r>
+        <w:t>    product_name VARCHAR(50),</w:t>
+      </w:r>
+    </w:p>
+    <w:p>
+      <w:r>
+        <w:t>    price DECIMAL(10,2)</w:t>
       </w:r>
     </w:p>
     <w:p>
@@ -836,7 +726,7 @@
     <w:p>
       <w:r>
         <w:pict w14:anchorId="34AF771C">
-          <v:rect id="_x0000_i1136" style="width:0;height:1.5pt" o:hralign="center" o:hrstd="t" o:hr="t" fillcolor="#a0a0a0" stroked="f"/>
+          <v:rect id="_x0000_i1028" style="width:0;height:1.5pt" o:hralign="center" o:hrstd="t" o:hr="t" fillcolor="#a0a0a0" stroked="f"/>
         </w:pict>
       </w:r>
     </w:p>
@@ -880,80 +770,27 @@
     </w:p>
     <w:p>
       <w:r>
-        <w:t xml:space="preserve">CREATE TABLE </w:t>
-      </w:r>
-      <w:proofErr w:type="spellStart"/>
-      <w:r>
-        <w:t>enrollment</w:t>
-      </w:r>
-      <w:proofErr w:type="spellEnd"/>
-      <w:r>
-        <w:t xml:space="preserve"> (</w:t>
-      </w:r>
-    </w:p>
-    <w:p>
-      <w:r>
-        <w:t>    </w:t>
-      </w:r>
-      <w:proofErr w:type="spellStart"/>
-      <w:r>
-        <w:t>student_id</w:t>
-      </w:r>
-      <w:proofErr w:type="spellEnd"/>
-      <w:r>
-        <w:t xml:space="preserve"> INT,</w:t>
-      </w:r>
-    </w:p>
-    <w:p>
-      <w:r>
-        <w:t>    </w:t>
-      </w:r>
-      <w:proofErr w:type="spellStart"/>
-      <w:r>
-        <w:t>course_id</w:t>
-      </w:r>
-      <w:proofErr w:type="spellEnd"/>
-      <w:r>
-        <w:t xml:space="preserve"> INT,</w:t>
-      </w:r>
-    </w:p>
-    <w:p>
-      <w:r>
-        <w:t>    </w:t>
-      </w:r>
-      <w:proofErr w:type="spellStart"/>
-      <w:r>
-        <w:t>enroll_date</w:t>
-      </w:r>
-      <w:proofErr w:type="spellEnd"/>
-      <w:r>
-        <w:t xml:space="preserve"> DATE,</w:t>
-      </w:r>
-    </w:p>
-    <w:p>
-      <w:r>
-        <w:t xml:space="preserve">    PRIMARY </w:t>
-      </w:r>
-      <w:proofErr w:type="gramStart"/>
-      <w:r>
-        <w:t>KEY(</w:t>
-      </w:r>
-      <w:proofErr w:type="spellStart"/>
-      <w:proofErr w:type="gramEnd"/>
-      <w:r>
-        <w:t>student_id</w:t>
-      </w:r>
-      <w:proofErr w:type="spellEnd"/>
-      <w:r>
-        <w:t xml:space="preserve">, </w:t>
-      </w:r>
-      <w:proofErr w:type="spellStart"/>
-      <w:r>
-        <w:t>course_id</w:t>
-      </w:r>
-      <w:proofErr w:type="spellEnd"/>
-      <w:r>
-        <w:t>)</w:t>
+        <w:t>CREATE TABLE enrollment (</w:t>
+      </w:r>
+    </w:p>
+    <w:p>
+      <w:r>
+        <w:t>    student_id INT,</w:t>
+      </w:r>
+    </w:p>
+    <w:p>
+      <w:r>
+        <w:t>    course_id INT,</w:t>
+      </w:r>
+    </w:p>
+    <w:p>
+      <w:r>
+        <w:t>    enroll_date DATE,</w:t>
+      </w:r>
+    </w:p>
+    <w:p>
+      <w:r>
+        <w:t>    PRIMARY KEY(student_id, course_id)</w:t>
       </w:r>
     </w:p>
     <w:p>
@@ -975,15 +812,7 @@
     <w:p>
       <w:r>
         <w:lastRenderedPageBreak/>
-        <w:t xml:space="preserve">INSERT INTO </w:t>
-      </w:r>
-      <w:proofErr w:type="spellStart"/>
-      <w:r>
-        <w:t>enrollment</w:t>
-      </w:r>
-      <w:proofErr w:type="spellEnd"/>
-      <w:r>
-        <w:t xml:space="preserve"> VALUES</w:t>
+        <w:t>INSERT INTO enrollment VALUES</w:t>
       </w:r>
     </w:p>
     <w:p>
@@ -994,15 +823,7 @@
     <w:p/>
     <w:p>
       <w:r>
-        <w:t xml:space="preserve">INSERT INTO </w:t>
-      </w:r>
-      <w:proofErr w:type="spellStart"/>
-      <w:r>
-        <w:t>enrollment</w:t>
-      </w:r>
-      <w:proofErr w:type="spellEnd"/>
-      <w:r>
-        <w:t xml:space="preserve"> VALUES</w:t>
+        <w:t>INSERT INTO enrollment VALUES</w:t>
       </w:r>
     </w:p>
     <w:p>
@@ -1013,15 +834,7 @@
     <w:p/>
     <w:p>
       <w:r>
-        <w:t xml:space="preserve">INSERT INTO </w:t>
-      </w:r>
-      <w:proofErr w:type="spellStart"/>
-      <w:r>
-        <w:t>enrollment</w:t>
-      </w:r>
-      <w:proofErr w:type="spellEnd"/>
-      <w:r>
-        <w:t xml:space="preserve"> VALUES</w:t>
+        <w:t>INSERT INTO enrollment VALUES</w:t>
       </w:r>
     </w:p>
     <w:p>
@@ -1042,15 +855,7 @@
     </w:p>
     <w:p>
       <w:r>
-        <w:t xml:space="preserve">INSERT INTO </w:t>
-      </w:r>
-      <w:proofErr w:type="spellStart"/>
-      <w:r>
-        <w:t>enrollment</w:t>
-      </w:r>
-      <w:proofErr w:type="spellEnd"/>
-      <w:r>
-        <w:t xml:space="preserve"> VALUES</w:t>
+        <w:t>INSERT INTO enrollment VALUES</w:t>
       </w:r>
     </w:p>
     <w:p>
@@ -1082,7 +887,7 @@
     <w:p>
       <w:r>
         <w:pict w14:anchorId="4A793780">
-          <v:rect id="_x0000_i1137" style="width:0;height:1.5pt" o:hralign="center" o:hrstd="t" o:hr="t" fillcolor="#a0a0a0" stroked="f"/>
+          <v:rect id="_x0000_i1029" style="width:0;height:1.5pt" o:hralign="center" o:hrstd="t" o:hr="t" fillcolor="#a0a0a0" stroked="f"/>
         </w:pict>
       </w:r>
     </w:p>
@@ -1131,36 +936,12 @@
     </w:p>
     <w:p>
       <w:r>
-        <w:t>    </w:t>
-      </w:r>
-      <w:proofErr w:type="spellStart"/>
-      <w:r>
-        <w:t>dept_id</w:t>
-      </w:r>
-      <w:proofErr w:type="spellEnd"/>
-      <w:r>
-        <w:t xml:space="preserve"> INT PRIMARY KEY,</w:t>
-      </w:r>
-    </w:p>
-    <w:p>
-      <w:r>
-        <w:t>    </w:t>
-      </w:r>
-      <w:proofErr w:type="spellStart"/>
-      <w:r>
-        <w:t>dept_name</w:t>
-      </w:r>
-      <w:proofErr w:type="spellEnd"/>
-      <w:r>
-        <w:t xml:space="preserve"> </w:t>
-      </w:r>
-      <w:proofErr w:type="gramStart"/>
-      <w:r>
-        <w:t>VARCHAR(</w:t>
-      </w:r>
-      <w:proofErr w:type="gramEnd"/>
-      <w:r>
-        <w:t>50)</w:t>
+        <w:t>    dept_id INT PRIMARY KEY,</w:t>
+      </w:r>
+    </w:p>
+    <w:p>
+      <w:r>
+        <w:t>    dept_name VARCHAR(50)</w:t>
       </w:r>
     </w:p>
     <w:p>
@@ -1213,7 +994,7 @@
           <w:bCs/>
         </w:rPr>
         <w:pict w14:anchorId="27530A89">
-          <v:rect id="_x0000_i1138" style="width:0;height:1.5pt" o:hralign="center" o:hrstd="t" o:hr="t" fillcolor="#a0a0a0" stroked="f"/>
+          <v:rect id="_x0000_i1030" style="width:0;height:1.5pt" o:hralign="center" o:hrstd="t" o:hr="t" fillcolor="#a0a0a0" stroked="f"/>
         </w:pict>
       </w:r>
     </w:p>
@@ -1235,81 +1016,28 @@
     </w:p>
     <w:p>
       <w:r>
-        <w:t>    </w:t>
-      </w:r>
-      <w:proofErr w:type="spellStart"/>
-      <w:r>
-        <w:t>emp_id</w:t>
-      </w:r>
-      <w:proofErr w:type="spellEnd"/>
-      <w:r>
-        <w:t xml:space="preserve"> INT PRIMARY KEY,</w:t>
-      </w:r>
-    </w:p>
-    <w:p>
-      <w:r>
-        <w:t>    </w:t>
-      </w:r>
-      <w:proofErr w:type="spellStart"/>
-      <w:r>
-        <w:t>emp_name</w:t>
-      </w:r>
-      <w:proofErr w:type="spellEnd"/>
-      <w:r>
-        <w:t xml:space="preserve"> </w:t>
-      </w:r>
-      <w:proofErr w:type="gramStart"/>
-      <w:r>
-        <w:t>VARCHAR(</w:t>
-      </w:r>
-      <w:proofErr w:type="gramEnd"/>
-      <w:r>
-        <w:t>50),</w:t>
+        <w:t>    emp_id INT PRIMARY KEY,</w:t>
+      </w:r>
+    </w:p>
+    <w:p>
+      <w:r>
+        <w:t>    emp_name VARCHAR(50),</w:t>
       </w:r>
     </w:p>
     <w:p>
       <w:r>
         <w:lastRenderedPageBreak/>
-        <w:t>    </w:t>
-      </w:r>
-      <w:proofErr w:type="spellStart"/>
-      <w:r>
-        <w:t>dept_id</w:t>
-      </w:r>
-      <w:proofErr w:type="spellEnd"/>
-      <w:r>
-        <w:t xml:space="preserve"> INT,</w:t>
-      </w:r>
-    </w:p>
-    <w:p>
-      <w:r>
-        <w:t xml:space="preserve">    FOREIGN </w:t>
-      </w:r>
-      <w:proofErr w:type="gramStart"/>
-      <w:r>
-        <w:t>KEY(</w:t>
-      </w:r>
-      <w:proofErr w:type="spellStart"/>
-      <w:proofErr w:type="gramEnd"/>
-      <w:r>
-        <w:t>dept_id</w:t>
-      </w:r>
-      <w:proofErr w:type="spellEnd"/>
-      <w:r>
-        <w:t>)</w:t>
-      </w:r>
-    </w:p>
-    <w:p>
-      <w:r>
-        <w:t>    REFERENCES department(</w:t>
-      </w:r>
-      <w:proofErr w:type="spellStart"/>
-      <w:r>
-        <w:t>dept_id</w:t>
-      </w:r>
-      <w:proofErr w:type="spellEnd"/>
-      <w:r>
-        <w:t>)</w:t>
+        <w:t>    dept_id INT,</w:t>
+      </w:r>
+    </w:p>
+    <w:p>
+      <w:r>
+        <w:t>    FOREIGN KEY(dept_id)</w:t>
+      </w:r>
+    </w:p>
+    <w:p>
+      <w:r>
+        <w:t>    REFERENCES department(dept_id)</w:t>
       </w:r>
     </w:p>
     <w:p>
@@ -1399,7 +1127,7 @@
     <w:p>
       <w:r>
         <w:pict w14:anchorId="37C7E5DD">
-          <v:rect id="_x0000_i1139" style="width:0;height:1.5pt" o:hralign="center" o:hrstd="t" o:hr="t" fillcolor="#a0a0a0" stroked="f"/>
+          <v:rect id="_x0000_i1031" style="width:0;height:1.5pt" o:hralign="center" o:hrstd="t" o:hr="t" fillcolor="#a0a0a0" stroked="f"/>
         </w:pict>
       </w:r>
     </w:p>
@@ -1448,15 +1176,7 @@
     </w:p>
     <w:p>
       <w:r>
-        <w:t>    </w:t>
-      </w:r>
-      <w:proofErr w:type="spellStart"/>
-      <w:r>
-        <w:t>student_id</w:t>
-      </w:r>
-      <w:proofErr w:type="spellEnd"/>
-      <w:r>
-        <w:t xml:space="preserve"> INT,</w:t>
+        <w:t>    student_id INT,</w:t>
       </w:r>
     </w:p>
     <w:p>
@@ -1547,7 +1267,7 @@
     <w:p>
       <w:r>
         <w:pict w14:anchorId="0ACA1CB1">
-          <v:rect id="_x0000_i1140" style="width:0;height:1.5pt" o:hralign="center" o:hrstd="t" o:hr="t" fillcolor="#a0a0a0" stroked="f"/>
+          <v:rect id="_x0000_i1032" style="width:0;height:1.5pt" o:hralign="center" o:hrstd="t" o:hr="t" fillcolor="#a0a0a0" stroked="f"/>
         </w:pict>
       </w:r>
     </w:p>
@@ -1596,49 +1316,17 @@
     </w:p>
     <w:p>
       <w:r>
-        <w:t>    </w:t>
-      </w:r>
-      <w:proofErr w:type="spellStart"/>
-      <w:r>
-        <w:t>customer_id</w:t>
-      </w:r>
-      <w:proofErr w:type="spellEnd"/>
-      <w:r>
-        <w:t xml:space="preserve"> INT PRIMARY KEY,</w:t>
-      </w:r>
-    </w:p>
-    <w:p>
-      <w:r>
-        <w:t>    </w:t>
-      </w:r>
-      <w:proofErr w:type="spellStart"/>
-      <w:r>
-        <w:t>customer_name</w:t>
-      </w:r>
-      <w:proofErr w:type="spellEnd"/>
-      <w:r>
-        <w:t xml:space="preserve"> </w:t>
-      </w:r>
-      <w:proofErr w:type="gramStart"/>
-      <w:r>
-        <w:t>VARCHAR(</w:t>
-      </w:r>
-      <w:proofErr w:type="gramEnd"/>
-      <w:r>
-        <w:t>50),</w:t>
-      </w:r>
-    </w:p>
-    <w:p>
-      <w:r>
-        <w:t xml:space="preserve">    city </w:t>
-      </w:r>
-      <w:proofErr w:type="gramStart"/>
-      <w:r>
-        <w:t>VARCHAR(</w:t>
-      </w:r>
-      <w:proofErr w:type="gramEnd"/>
-      <w:r>
-        <w:t>50) DEFAULT 'Hyderabad'</w:t>
+        <w:t>    customer_id INT PRIMARY KEY,</w:t>
+      </w:r>
+    </w:p>
+    <w:p>
+      <w:r>
+        <w:t>    customer_name VARCHAR(50),</w:t>
+      </w:r>
+    </w:p>
+    <w:p>
+      <w:r>
+        <w:t>    city VARCHAR(50) DEFAULT 'Hyderabad'</w:t>
       </w:r>
     </w:p>
     <w:p>
@@ -1659,28 +1347,7 @@
     </w:p>
     <w:p>
       <w:r>
-        <w:t xml:space="preserve">INSERT INTO </w:t>
-      </w:r>
-      <w:proofErr w:type="gramStart"/>
-      <w:r>
-        <w:t>customers(</w:t>
-      </w:r>
-      <w:proofErr w:type="spellStart"/>
-      <w:proofErr w:type="gramEnd"/>
-      <w:r>
-        <w:t>customer_id</w:t>
-      </w:r>
-      <w:proofErr w:type="spellEnd"/>
-      <w:r>
-        <w:t xml:space="preserve">, </w:t>
-      </w:r>
-      <w:proofErr w:type="spellStart"/>
-      <w:r>
-        <w:t>customer_name</w:t>
-      </w:r>
-      <w:proofErr w:type="spellEnd"/>
-      <w:r>
-        <w:t>)</w:t>
+        <w:t>INSERT INTO customers(customer_id, customer_name)</w:t>
       </w:r>
     </w:p>
     <w:p>
@@ -1752,11 +1419,9 @@
             <w:hideMark/>
           </w:tcPr>
           <w:p>
-            <w:proofErr w:type="spellStart"/>
             <w:r>
               <w:t>customer_id</w:t>
             </w:r>
-            <w:proofErr w:type="spellEnd"/>
           </w:p>
         </w:tc>
         <w:tc>
@@ -1771,11 +1436,9 @@
             <w:hideMark/>
           </w:tcPr>
           <w:p>
-            <w:proofErr w:type="spellStart"/>
             <w:r>
               <w:t>customer_name</w:t>
             </w:r>
-            <w:proofErr w:type="spellEnd"/>
           </w:p>
         </w:tc>
         <w:tc>
@@ -1856,7 +1519,7 @@
     <w:p>
       <w:r>
         <w:pict w14:anchorId="06BB57C5">
-          <v:rect id="_x0000_i1141" style="width:0;height:1.5pt" o:hralign="center" o:hrstd="t" o:hr="t" fillcolor="#a0a0a0" stroked="f"/>
+          <v:rect id="_x0000_i1033" style="width:0;height:1.5pt" o:hralign="center" o:hrstd="t" o:hr="t" fillcolor="#a0a0a0" stroked="f"/>
         </w:pict>
       </w:r>
     </w:p>
@@ -1924,11 +1587,9 @@
             <w:hideMark/>
           </w:tcPr>
           <w:p>
-            <w:proofErr w:type="spellStart"/>
             <w:r>
               <w:t>customer_id</w:t>
             </w:r>
-            <w:proofErr w:type="spellEnd"/>
           </w:p>
         </w:tc>
         <w:tc>
@@ -1943,11 +1604,9 @@
             <w:hideMark/>
           </w:tcPr>
           <w:p>
-            <w:proofErr w:type="spellStart"/>
             <w:r>
               <w:t>customer_name</w:t>
             </w:r>
-            <w:proofErr w:type="spellEnd"/>
           </w:p>
         </w:tc>
         <w:tc>
@@ -2084,7 +1743,7 @@
     <w:p>
       <w:r>
         <w:pict w14:anchorId="5C22CD26">
-          <v:rect id="_x0000_i1142" style="width:0;height:1.5pt" o:hralign="center" o:hrstd="t" o:hr="t" fillcolor="#a0a0a0" stroked="f"/>
+          <v:rect id="_x0000_i1034" style="width:0;height:1.5pt" o:hralign="center" o:hrstd="t" o:hr="t" fillcolor="#a0a0a0" stroked="f"/>
         </w:pict>
       </w:r>
     </w:p>
@@ -2696,13 +2355,8 @@
           </w:tcPr>
           <w:p>
             <w:r>
-              <w:t xml:space="preserve">Depends on the column </w:t>
+              <w:t>Depends on the column defin</w:t>
             </w:r>
-            <w:proofErr w:type="spellStart"/>
-            <w:r>
-              <w:t>defin</w:t>
-            </w:r>
-            <w:proofErr w:type="spellEnd"/>
           </w:p>
         </w:tc>
       </w:tr>
@@ -2815,7 +2469,7 @@
     <w:p>
       <w:r>
         <w:pict w14:anchorId="3E250791">
-          <v:rect id="_x0000_i1143" style="width:0;height:1.5pt" o:hralign="center" o:hrstd="t" o:hr="t" fillcolor="#a0a0a0" stroked="f"/>
+          <v:rect id="_x0000_i1035" style="width:0;height:1.5pt" o:hralign="center" o:hrstd="t" o:hr="t" fillcolor="#a0a0a0" stroked="f"/>
         </w:pict>
       </w:r>
     </w:p>
@@ -2858,64 +2512,16 @@
           <w:b/>
           <w:bCs/>
         </w:rPr>
-        <w:t>   </w:t>
-      </w:r>
-      <w:proofErr w:type="spellStart"/>
-      <w:r>
-        <w:rPr>
-          <w:b/>
-          <w:bCs/>
-        </w:rPr>
-        <w:t>dept_id</w:t>
-      </w:r>
-      <w:proofErr w:type="spellEnd"/>
-      <w:r>
-        <w:rPr>
-          <w:b/>
-          <w:bCs/>
-        </w:rPr>
-        <w:t xml:space="preserve"> INT PRIMARY KEY,</w:t>
-      </w:r>
-    </w:p>
-    <w:p>
-      <w:r>
-        <w:rPr>
-          <w:b/>
-          <w:bCs/>
-        </w:rPr>
-        <w:t>   </w:t>
-      </w:r>
-      <w:proofErr w:type="spellStart"/>
-      <w:r>
-        <w:rPr>
-          <w:b/>
-          <w:bCs/>
-        </w:rPr>
-        <w:t>dept_name</w:t>
-      </w:r>
-      <w:proofErr w:type="spellEnd"/>
-      <w:r>
-        <w:rPr>
-          <w:b/>
-          <w:bCs/>
-        </w:rPr>
-        <w:t xml:space="preserve"> </w:t>
-      </w:r>
-      <w:proofErr w:type="gramStart"/>
-      <w:r>
-        <w:rPr>
-          <w:b/>
-          <w:bCs/>
-        </w:rPr>
-        <w:t>VARCHAR(</w:t>
-      </w:r>
-      <w:proofErr w:type="gramEnd"/>
-      <w:r>
-        <w:rPr>
-          <w:b/>
-          <w:bCs/>
-        </w:rPr>
-        <w:t>50)</w:t>
+        <w:t>   dept_id INT PRIMARY KEY,</w:t>
+      </w:r>
+    </w:p>
+    <w:p>
+      <w:r>
+        <w:rPr>
+          <w:b/>
+          <w:bCs/>
+        </w:rPr>
+        <w:t>   dept_name VARCHAR(50)</w:t>
       </w:r>
     </w:p>
     <w:p>
@@ -2953,123 +2559,43 @@
           <w:b/>
           <w:bCs/>
         </w:rPr>
-        <w:t>   </w:t>
-      </w:r>
-      <w:proofErr w:type="spellStart"/>
-      <w:r>
-        <w:rPr>
-          <w:b/>
-          <w:bCs/>
-        </w:rPr>
-        <w:t>emp_id</w:t>
-      </w:r>
-      <w:proofErr w:type="spellEnd"/>
-      <w:r>
-        <w:rPr>
-          <w:b/>
-          <w:bCs/>
-        </w:rPr>
-        <w:t xml:space="preserve"> INT PRIMARY KEY,</w:t>
-      </w:r>
-    </w:p>
-    <w:p>
-      <w:r>
-        <w:rPr>
-          <w:b/>
-          <w:bCs/>
-        </w:rPr>
-        <w:t xml:space="preserve">   name </w:t>
-      </w:r>
-      <w:proofErr w:type="gramStart"/>
-      <w:r>
-        <w:rPr>
-          <w:b/>
-          <w:bCs/>
-        </w:rPr>
-        <w:t>VARCHAR(</w:t>
-      </w:r>
-      <w:proofErr w:type="gramEnd"/>
-      <w:r>
-        <w:rPr>
-          <w:b/>
-          <w:bCs/>
-        </w:rPr>
-        <w:t>100),</w:t>
-      </w:r>
-    </w:p>
-    <w:p>
-      <w:r>
-        <w:rPr>
-          <w:b/>
-          <w:bCs/>
-        </w:rPr>
-        <w:t>   </w:t>
-      </w:r>
-      <w:proofErr w:type="spellStart"/>
-      <w:r>
-        <w:rPr>
-          <w:b/>
-          <w:bCs/>
-        </w:rPr>
-        <w:t>dept_id</w:t>
-      </w:r>
-      <w:proofErr w:type="spellEnd"/>
-      <w:r>
-        <w:rPr>
-          <w:b/>
-          <w:bCs/>
-        </w:rPr>
-        <w:t xml:space="preserve"> INT,</w:t>
-      </w:r>
-    </w:p>
-    <w:p>
-      <w:r>
-        <w:rPr>
-          <w:b/>
-          <w:bCs/>
-        </w:rPr>
-        <w:t>   FOREIGN KEY (</w:t>
-      </w:r>
-      <w:proofErr w:type="spellStart"/>
-      <w:r>
-        <w:rPr>
-          <w:b/>
-          <w:bCs/>
-        </w:rPr>
-        <w:t>dept_id</w:t>
-      </w:r>
-      <w:proofErr w:type="spellEnd"/>
-      <w:r>
-        <w:rPr>
-          <w:b/>
-          <w:bCs/>
-        </w:rPr>
-        <w:t>)</w:t>
-      </w:r>
-    </w:p>
-    <w:p>
-      <w:r>
-        <w:rPr>
-          <w:b/>
-          <w:bCs/>
-        </w:rPr>
-        <w:t>   REFERENCES Departments(</w:t>
-      </w:r>
-      <w:proofErr w:type="spellStart"/>
-      <w:r>
-        <w:rPr>
-          <w:b/>
-          <w:bCs/>
-        </w:rPr>
-        <w:t>dept_id</w:t>
-      </w:r>
-      <w:proofErr w:type="spellEnd"/>
-      <w:r>
-        <w:rPr>
-          <w:b/>
-          <w:bCs/>
-        </w:rPr>
-        <w:t>)</w:t>
+        <w:t>   emp_id INT PRIMARY KEY,</w:t>
+      </w:r>
+    </w:p>
+    <w:p>
+      <w:r>
+        <w:rPr>
+          <w:b/>
+          <w:bCs/>
+        </w:rPr>
+        <w:t>   name VARCHAR(100),</w:t>
+      </w:r>
+    </w:p>
+    <w:p>
+      <w:r>
+        <w:rPr>
+          <w:b/>
+          <w:bCs/>
+        </w:rPr>
+        <w:t>   dept_id INT,</w:t>
+      </w:r>
+    </w:p>
+    <w:p>
+      <w:r>
+        <w:rPr>
+          <w:b/>
+          <w:bCs/>
+        </w:rPr>
+        <w:t>   FOREIGN KEY (dept_id)</w:t>
+      </w:r>
+    </w:p>
+    <w:p>
+      <w:r>
+        <w:rPr>
+          <w:b/>
+          <w:bCs/>
+        </w:rPr>
+        <w:t>   REFERENCES Departments(dept_id)</w:t>
       </w:r>
     </w:p>
     <w:p>
@@ -3196,23 +2722,7 @@
           <w:b/>
           <w:bCs/>
         </w:rPr>
-        <w:t xml:space="preserve">DELETE FROM Departments WHERE </w:t>
-      </w:r>
-      <w:proofErr w:type="spellStart"/>
-      <w:r>
-        <w:rPr>
-          <w:b/>
-          <w:bCs/>
-        </w:rPr>
-        <w:t>dept_id</w:t>
-      </w:r>
-      <w:proofErr w:type="spellEnd"/>
-      <w:r>
-        <w:rPr>
-          <w:b/>
-          <w:bCs/>
-        </w:rPr>
-        <w:t xml:space="preserve"> = 1;</w:t>
+        <w:t>DELETE FROM Departments WHERE dept_id = 1;</w:t>
       </w:r>
     </w:p>
     <w:p>
@@ -3261,29 +2771,13 @@
           <w:b/>
           <w:bCs/>
         </w:rPr>
-        <w:t xml:space="preserve">Employees with </w:t>
-      </w:r>
-      <w:proofErr w:type="spellStart"/>
-      <w:r>
-        <w:rPr>
-          <w:b/>
-          <w:bCs/>
-        </w:rPr>
-        <w:t>dept_id</w:t>
-      </w:r>
-      <w:proofErr w:type="spellEnd"/>
-      <w:r>
-        <w:rPr>
-          <w:b/>
-          <w:bCs/>
-        </w:rPr>
-        <w:t xml:space="preserve"> = 1 also deleted automatically</w:t>
+        <w:t>Employees with dept_id = 1 also deleted automatically</w:t>
       </w:r>
     </w:p>
     <w:p>
       <w:r>
         <w:pict w14:anchorId="2DA01A92">
-          <v:rect id="_x0000_i1144" style="width:0;height:1.5pt" o:hralign="center" o:hrstd="t" o:hr="t" fillcolor="#a0a0a0" stroked="f"/>
+          <v:rect id="_x0000_i1036" style="width:0;height:1.5pt" o:hralign="center" o:hrstd="t" o:hr="t" fillcolor="#a0a0a0" stroked="f"/>
         </w:pict>
       </w:r>
     </w:p>
@@ -3361,7 +2855,7 @@
     <w:p>
       <w:r>
         <w:pict w14:anchorId="72282528">
-          <v:rect id="_x0000_i1145" style="width:0;height:1.5pt" o:hralign="center" o:hrstd="t" o:hr="t" fillcolor="#a0a0a0" stroked="f"/>
+          <v:rect id="_x0000_i1037" style="width:0;height:1.5pt" o:hralign="center" o:hrstd="t" o:hr="t" fillcolor="#a0a0a0" stroked="f"/>
         </w:pict>
       </w:r>
     </w:p>
@@ -3395,73 +2889,25 @@
           <w:b/>
           <w:bCs/>
         </w:rPr>
-        <w:t>   </w:t>
-      </w:r>
-      <w:proofErr w:type="spellStart"/>
-      <w:r>
-        <w:rPr>
-          <w:b/>
-          <w:bCs/>
-        </w:rPr>
-        <w:t>emp_id</w:t>
-      </w:r>
-      <w:proofErr w:type="spellEnd"/>
-      <w:r>
-        <w:rPr>
-          <w:b/>
-          <w:bCs/>
-        </w:rPr>
-        <w:t xml:space="preserve"> INT PRIMARY KEY,</w:t>
-      </w:r>
-    </w:p>
-    <w:p>
-      <w:r>
-        <w:rPr>
-          <w:b/>
-          <w:bCs/>
-        </w:rPr>
-        <w:t xml:space="preserve">   name </w:t>
-      </w:r>
-      <w:proofErr w:type="gramStart"/>
-      <w:r>
-        <w:rPr>
-          <w:b/>
-          <w:bCs/>
-        </w:rPr>
-        <w:t>VARCHAR(</w:t>
-      </w:r>
-      <w:proofErr w:type="gramEnd"/>
-      <w:r>
-        <w:rPr>
-          <w:b/>
-          <w:bCs/>
-        </w:rPr>
-        <w:t>100),</w:t>
-      </w:r>
-    </w:p>
-    <w:p>
-      <w:r>
-        <w:rPr>
-          <w:b/>
-          <w:bCs/>
-        </w:rPr>
-        <w:t>   </w:t>
-      </w:r>
-      <w:proofErr w:type="spellStart"/>
-      <w:r>
-        <w:rPr>
-          <w:b/>
-          <w:bCs/>
-        </w:rPr>
-        <w:t>dept_id</w:t>
-      </w:r>
-      <w:proofErr w:type="spellEnd"/>
-      <w:r>
-        <w:rPr>
-          <w:b/>
-          <w:bCs/>
-        </w:rPr>
-        <w:t xml:space="preserve"> INT,</w:t>
+        <w:t>   emp_id INT PRIMARY KEY,</w:t>
+      </w:r>
+    </w:p>
+    <w:p>
+      <w:r>
+        <w:rPr>
+          <w:b/>
+          <w:bCs/>
+        </w:rPr>
+        <w:t>   name VARCHAR(100),</w:t>
+      </w:r>
+    </w:p>
+    <w:p>
+      <w:r>
+        <w:rPr>
+          <w:b/>
+          <w:bCs/>
+        </w:rPr>
+        <w:t>   dept_id INT,</w:t>
       </w:r>
     </w:p>
     <w:p>
@@ -3471,48 +2917,16 @@
           <w:bCs/>
         </w:rPr>
         <w:lastRenderedPageBreak/>
-        <w:t>   FOREIGN KEY (</w:t>
-      </w:r>
-      <w:proofErr w:type="spellStart"/>
-      <w:r>
-        <w:rPr>
-          <w:b/>
-          <w:bCs/>
-        </w:rPr>
-        <w:t>dept_id</w:t>
-      </w:r>
-      <w:proofErr w:type="spellEnd"/>
-      <w:r>
-        <w:rPr>
-          <w:b/>
-          <w:bCs/>
-        </w:rPr>
-        <w:t>)</w:t>
-      </w:r>
-    </w:p>
-    <w:p>
-      <w:r>
-        <w:rPr>
-          <w:b/>
-          <w:bCs/>
-        </w:rPr>
-        <w:t>   REFERENCES Departments(</w:t>
-      </w:r>
-      <w:proofErr w:type="spellStart"/>
-      <w:r>
-        <w:rPr>
-          <w:b/>
-          <w:bCs/>
-        </w:rPr>
-        <w:t>dept_id</w:t>
-      </w:r>
-      <w:proofErr w:type="spellEnd"/>
-      <w:r>
-        <w:rPr>
-          <w:b/>
-          <w:bCs/>
-        </w:rPr>
-        <w:t>)</w:t>
+        <w:t>   FOREIGN KEY (dept_id)</w:t>
+      </w:r>
+    </w:p>
+    <w:p>
+      <w:r>
+        <w:rPr>
+          <w:b/>
+          <w:bCs/>
+        </w:rPr>
+        <w:t>   REFERENCES Departments(dept_id)</w:t>
       </w:r>
     </w:p>
     <w:p>
@@ -3633,39 +3047,7 @@
           <w:b/>
           <w:bCs/>
         </w:rPr>
-        <w:t xml:space="preserve">UPDATE Departments SET </w:t>
-      </w:r>
-      <w:proofErr w:type="spellStart"/>
-      <w:r>
-        <w:rPr>
-          <w:b/>
-          <w:bCs/>
-        </w:rPr>
-        <w:t>dept_id</w:t>
-      </w:r>
-      <w:proofErr w:type="spellEnd"/>
-      <w:r>
-        <w:rPr>
-          <w:b/>
-          <w:bCs/>
-        </w:rPr>
-        <w:t xml:space="preserve"> = 10 WHERE </w:t>
-      </w:r>
-      <w:proofErr w:type="spellStart"/>
-      <w:r>
-        <w:rPr>
-          <w:b/>
-          <w:bCs/>
-        </w:rPr>
-        <w:t>dept_id</w:t>
-      </w:r>
-      <w:proofErr w:type="spellEnd"/>
-      <w:r>
-        <w:rPr>
-          <w:b/>
-          <w:bCs/>
-        </w:rPr>
-        <w:t xml:space="preserve"> = 1;</w:t>
+        <w:t>UPDATE Departments SET dept_id = 10 WHERE dept_id = 1;</w:t>
       </w:r>
     </w:p>
     <w:p>
@@ -3694,21 +3076,12 @@
           <w:bCs/>
         </w:rPr>
       </w:pPr>
-      <w:proofErr w:type="spellStart"/>
-      <w:r>
-        <w:rPr>
-          <w:b/>
-          <w:bCs/>
-        </w:rPr>
-        <w:t>dept_id</w:t>
-      </w:r>
-      <w:proofErr w:type="spellEnd"/>
-      <w:r>
-        <w:rPr>
-          <w:b/>
-          <w:bCs/>
-        </w:rPr>
-        <w:t xml:space="preserve"> changed from 1 → 10</w:t>
+      <w:r>
+        <w:rPr>
+          <w:b/>
+          <w:bCs/>
+        </w:rPr>
+        <w:t>dept_id changed from 1 → 10</w:t>
       </w:r>
     </w:p>
     <w:p>
@@ -3723,29 +3096,13 @@
           <w:b/>
           <w:bCs/>
         </w:rPr>
-        <w:t xml:space="preserve">Employees </w:t>
-      </w:r>
-      <w:proofErr w:type="spellStart"/>
-      <w:r>
-        <w:rPr>
-          <w:b/>
-          <w:bCs/>
-        </w:rPr>
-        <w:t>dept_id</w:t>
-      </w:r>
-      <w:proofErr w:type="spellEnd"/>
-      <w:r>
-        <w:rPr>
-          <w:b/>
-          <w:bCs/>
-        </w:rPr>
-        <w:t xml:space="preserve"> also updated automatically to 10</w:t>
+        <w:t>Employees dept_id also updated automatically to 10</w:t>
       </w:r>
     </w:p>
     <w:p>
       <w:r>
         <w:pict w14:anchorId="092672BC">
-          <v:rect id="_x0000_i1146" style="width:0;height:1.5pt" o:hralign="center" o:hrstd="t" o:hr="t" fillcolor="#a0a0a0" stroked="f"/>
+          <v:rect id="_x0000_i1038" style="width:0;height:1.5pt" o:hralign="center" o:hrstd="t" o:hr="t" fillcolor="#a0a0a0" stroked="f"/>
         </w:pict>
       </w:r>
     </w:p>
@@ -3824,7 +3181,7 @@
     <w:p>
       <w:r>
         <w:pict w14:anchorId="230C4BDF">
-          <v:rect id="_x0000_i1147" style="width:0;height:1.5pt" o:hralign="center" o:hrstd="t" o:hr="t" fillcolor="#a0a0a0" stroked="f"/>
+          <v:rect id="_x0000_i1039" style="width:0;height:1.5pt" o:hralign="center" o:hrstd="t" o:hr="t" fillcolor="#a0a0a0" stroked="f"/>
         </w:pict>
       </w:r>
     </w:p>
@@ -3858,123 +3215,43 @@
           <w:b/>
           <w:bCs/>
         </w:rPr>
-        <w:t>   </w:t>
-      </w:r>
-      <w:proofErr w:type="spellStart"/>
-      <w:r>
-        <w:rPr>
-          <w:b/>
-          <w:bCs/>
-        </w:rPr>
-        <w:t>emp_id</w:t>
-      </w:r>
-      <w:proofErr w:type="spellEnd"/>
-      <w:r>
-        <w:rPr>
-          <w:b/>
-          <w:bCs/>
-        </w:rPr>
-        <w:t xml:space="preserve"> INT PRIMARY KEY,</w:t>
-      </w:r>
-    </w:p>
-    <w:p>
-      <w:r>
-        <w:rPr>
-          <w:b/>
-          <w:bCs/>
-        </w:rPr>
-        <w:t xml:space="preserve">   name </w:t>
-      </w:r>
-      <w:proofErr w:type="gramStart"/>
-      <w:r>
-        <w:rPr>
-          <w:b/>
-          <w:bCs/>
-        </w:rPr>
-        <w:t>VARCHAR(</w:t>
-      </w:r>
-      <w:proofErr w:type="gramEnd"/>
-      <w:r>
-        <w:rPr>
-          <w:b/>
-          <w:bCs/>
-        </w:rPr>
-        <w:t>100),</w:t>
-      </w:r>
-    </w:p>
-    <w:p>
-      <w:r>
-        <w:rPr>
-          <w:b/>
-          <w:bCs/>
-        </w:rPr>
-        <w:t>   </w:t>
-      </w:r>
-      <w:proofErr w:type="spellStart"/>
-      <w:r>
-        <w:rPr>
-          <w:b/>
-          <w:bCs/>
-        </w:rPr>
-        <w:t>dept_id</w:t>
-      </w:r>
-      <w:proofErr w:type="spellEnd"/>
-      <w:r>
-        <w:rPr>
-          <w:b/>
-          <w:bCs/>
-        </w:rPr>
-        <w:t xml:space="preserve"> INT NULL,</w:t>
-      </w:r>
-    </w:p>
-    <w:p>
-      <w:r>
-        <w:rPr>
-          <w:b/>
-          <w:bCs/>
-        </w:rPr>
-        <w:t>   FOREIGN KEY (</w:t>
-      </w:r>
-      <w:proofErr w:type="spellStart"/>
-      <w:r>
-        <w:rPr>
-          <w:b/>
-          <w:bCs/>
-        </w:rPr>
-        <w:t>dept_id</w:t>
-      </w:r>
-      <w:proofErr w:type="spellEnd"/>
-      <w:r>
-        <w:rPr>
-          <w:b/>
-          <w:bCs/>
-        </w:rPr>
-        <w:t>)</w:t>
-      </w:r>
-    </w:p>
-    <w:p>
-      <w:r>
-        <w:rPr>
-          <w:b/>
-          <w:bCs/>
-        </w:rPr>
-        <w:t>   REFERENCES Departments(</w:t>
-      </w:r>
-      <w:proofErr w:type="spellStart"/>
-      <w:r>
-        <w:rPr>
-          <w:b/>
-          <w:bCs/>
-        </w:rPr>
-        <w:t>dept_id</w:t>
-      </w:r>
-      <w:proofErr w:type="spellEnd"/>
-      <w:r>
-        <w:rPr>
-          <w:b/>
-          <w:bCs/>
-        </w:rPr>
-        <w:t>)</w:t>
+        <w:t>   emp_id INT PRIMARY KEY,</w:t>
+      </w:r>
+    </w:p>
+    <w:p>
+      <w:r>
+        <w:rPr>
+          <w:b/>
+          <w:bCs/>
+        </w:rPr>
+        <w:t>   name VARCHAR(100),</w:t>
+      </w:r>
+    </w:p>
+    <w:p>
+      <w:r>
+        <w:rPr>
+          <w:b/>
+          <w:bCs/>
+        </w:rPr>
+        <w:t>   dept_id INT NULL,</w:t>
+      </w:r>
+    </w:p>
+    <w:p>
+      <w:r>
+        <w:rPr>
+          <w:b/>
+          <w:bCs/>
+        </w:rPr>
+        <w:t>   FOREIGN KEY (dept_id)</w:t>
+      </w:r>
+    </w:p>
+    <w:p>
+      <w:r>
+        <w:rPr>
+          <w:b/>
+          <w:bCs/>
+        </w:rPr>
+        <w:t>   REFERENCES Departments(dept_id)</w:t>
       </w:r>
     </w:p>
     <w:p>
@@ -4096,23 +3373,7 @@
           <w:b/>
           <w:bCs/>
         </w:rPr>
-        <w:t xml:space="preserve">DELETE FROM Departments WHERE </w:t>
-      </w:r>
-      <w:proofErr w:type="spellStart"/>
-      <w:r>
-        <w:rPr>
-          <w:b/>
-          <w:bCs/>
-        </w:rPr>
-        <w:t>dept_id</w:t>
-      </w:r>
-      <w:proofErr w:type="spellEnd"/>
-      <w:r>
-        <w:rPr>
-          <w:b/>
-          <w:bCs/>
-        </w:rPr>
-        <w:t xml:space="preserve"> = 1;</w:t>
+        <w:t>DELETE FROM Departments WHERE dept_id = 1;</w:t>
       </w:r>
     </w:p>
     <w:p>
@@ -4161,29 +3422,13 @@
           <w:b/>
           <w:bCs/>
         </w:rPr>
-        <w:t xml:space="preserve">Employees remain, but </w:t>
-      </w:r>
-      <w:proofErr w:type="spellStart"/>
-      <w:r>
-        <w:rPr>
-          <w:b/>
-          <w:bCs/>
-        </w:rPr>
-        <w:t>dept_id</w:t>
-      </w:r>
-      <w:proofErr w:type="spellEnd"/>
-      <w:r>
-        <w:rPr>
-          <w:b/>
-          <w:bCs/>
-        </w:rPr>
-        <w:t xml:space="preserve"> becomes NULL</w:t>
+        <w:t>Employees remain, but dept_id becomes NULL</w:t>
       </w:r>
     </w:p>
     <w:p>
       <w:r>
         <w:pict w14:anchorId="29C77EFB">
-          <v:rect id="_x0000_i1148" style="width:0;height:1.5pt" o:hralign="center" o:hrstd="t" o:hr="t" fillcolor="#a0a0a0" stroked="f"/>
+          <v:rect id="_x0000_i1040" style="width:0;height:1.5pt" o:hralign="center" o:hrstd="t" o:hr="t" fillcolor="#a0a0a0" stroked="f"/>
         </w:pict>
       </w:r>
     </w:p>
@@ -4262,7 +3507,7 @@
     <w:p>
       <w:r>
         <w:pict w14:anchorId="655F3C45">
-          <v:rect id="_x0000_i1149" style="width:0;height:1.5pt" o:hralign="center" o:hrstd="t" o:hr="t" fillcolor="#a0a0a0" stroked="f"/>
+          <v:rect id="_x0000_i1041" style="width:0;height:1.5pt" o:hralign="center" o:hrstd="t" o:hr="t" fillcolor="#a0a0a0" stroked="f"/>
         </w:pict>
       </w:r>
     </w:p>
@@ -4296,123 +3541,43 @@
           <w:b/>
           <w:bCs/>
         </w:rPr>
-        <w:t>   </w:t>
-      </w:r>
-      <w:proofErr w:type="spellStart"/>
-      <w:r>
-        <w:rPr>
-          <w:b/>
-          <w:bCs/>
-        </w:rPr>
-        <w:t>emp_id</w:t>
-      </w:r>
-      <w:proofErr w:type="spellEnd"/>
-      <w:r>
-        <w:rPr>
-          <w:b/>
-          <w:bCs/>
-        </w:rPr>
-        <w:t xml:space="preserve"> INT PRIMARY KEY,</w:t>
-      </w:r>
-    </w:p>
-    <w:p>
-      <w:r>
-        <w:rPr>
-          <w:b/>
-          <w:bCs/>
-        </w:rPr>
-        <w:t xml:space="preserve">   name </w:t>
-      </w:r>
-      <w:proofErr w:type="gramStart"/>
-      <w:r>
-        <w:rPr>
-          <w:b/>
-          <w:bCs/>
-        </w:rPr>
-        <w:t>VARCHAR(</w:t>
-      </w:r>
-      <w:proofErr w:type="gramEnd"/>
-      <w:r>
-        <w:rPr>
-          <w:b/>
-          <w:bCs/>
-        </w:rPr>
-        <w:t>100),</w:t>
-      </w:r>
-    </w:p>
-    <w:p>
-      <w:r>
-        <w:rPr>
-          <w:b/>
-          <w:bCs/>
-        </w:rPr>
-        <w:t>   </w:t>
-      </w:r>
-      <w:proofErr w:type="spellStart"/>
-      <w:r>
-        <w:rPr>
-          <w:b/>
-          <w:bCs/>
-        </w:rPr>
-        <w:t>dept_id</w:t>
-      </w:r>
-      <w:proofErr w:type="spellEnd"/>
-      <w:r>
-        <w:rPr>
-          <w:b/>
-          <w:bCs/>
-        </w:rPr>
-        <w:t xml:space="preserve"> INT NULL,</w:t>
-      </w:r>
-    </w:p>
-    <w:p>
-      <w:r>
-        <w:rPr>
-          <w:b/>
-          <w:bCs/>
-        </w:rPr>
-        <w:t>   FOREIGN KEY (</w:t>
-      </w:r>
-      <w:proofErr w:type="spellStart"/>
-      <w:r>
-        <w:rPr>
-          <w:b/>
-          <w:bCs/>
-        </w:rPr>
-        <w:t>dept_id</w:t>
-      </w:r>
-      <w:proofErr w:type="spellEnd"/>
-      <w:r>
-        <w:rPr>
-          <w:b/>
-          <w:bCs/>
-        </w:rPr>
-        <w:t>)</w:t>
-      </w:r>
-    </w:p>
-    <w:p>
-      <w:r>
-        <w:rPr>
-          <w:b/>
-          <w:bCs/>
-        </w:rPr>
-        <w:t>   REFERENCES Departments(</w:t>
-      </w:r>
-      <w:proofErr w:type="spellStart"/>
-      <w:r>
-        <w:rPr>
-          <w:b/>
-          <w:bCs/>
-        </w:rPr>
-        <w:t>dept_id</w:t>
-      </w:r>
-      <w:proofErr w:type="spellEnd"/>
-      <w:r>
-        <w:rPr>
-          <w:b/>
-          <w:bCs/>
-        </w:rPr>
-        <w:t>)</w:t>
+        <w:t>   emp_id INT PRIMARY KEY,</w:t>
+      </w:r>
+    </w:p>
+    <w:p>
+      <w:r>
+        <w:rPr>
+          <w:b/>
+          <w:bCs/>
+        </w:rPr>
+        <w:t>   name VARCHAR(100),</w:t>
+      </w:r>
+    </w:p>
+    <w:p>
+      <w:r>
+        <w:rPr>
+          <w:b/>
+          <w:bCs/>
+        </w:rPr>
+        <w:t>   dept_id INT NULL,</w:t>
+      </w:r>
+    </w:p>
+    <w:p>
+      <w:r>
+        <w:rPr>
+          <w:b/>
+          <w:bCs/>
+        </w:rPr>
+        <w:t>   FOREIGN KEY (dept_id)</w:t>
+      </w:r>
+    </w:p>
+    <w:p>
+      <w:r>
+        <w:rPr>
+          <w:b/>
+          <w:bCs/>
+        </w:rPr>
+        <w:t>   REFERENCES Departments(dept_id)</w:t>
       </w:r>
     </w:p>
     <w:p>
@@ -4534,39 +3699,7 @@
           <w:b/>
           <w:bCs/>
         </w:rPr>
-        <w:t xml:space="preserve">UPDATE Departments SET </w:t>
-      </w:r>
-      <w:proofErr w:type="spellStart"/>
-      <w:r>
-        <w:rPr>
-          <w:b/>
-          <w:bCs/>
-        </w:rPr>
-        <w:t>dept_id</w:t>
-      </w:r>
-      <w:proofErr w:type="spellEnd"/>
-      <w:r>
-        <w:rPr>
-          <w:b/>
-          <w:bCs/>
-        </w:rPr>
-        <w:t xml:space="preserve"> = 10 WHERE </w:t>
-      </w:r>
-      <w:proofErr w:type="spellStart"/>
-      <w:r>
-        <w:rPr>
-          <w:b/>
-          <w:bCs/>
-        </w:rPr>
-        <w:t>dept_id</w:t>
-      </w:r>
-      <w:proofErr w:type="spellEnd"/>
-      <w:r>
-        <w:rPr>
-          <w:b/>
-          <w:bCs/>
-        </w:rPr>
-        <w:t xml:space="preserve"> = 1;</w:t>
+        <w:t>UPDATE Departments SET dept_id = 10 WHERE dept_id = 1;</w:t>
       </w:r>
     </w:p>
     <w:p>
@@ -4615,29 +3748,13 @@
           <w:b/>
           <w:bCs/>
         </w:rPr>
-        <w:t xml:space="preserve">Child </w:t>
-      </w:r>
-      <w:proofErr w:type="spellStart"/>
-      <w:r>
-        <w:rPr>
-          <w:b/>
-          <w:bCs/>
-        </w:rPr>
-        <w:t>dept_id</w:t>
-      </w:r>
-      <w:proofErr w:type="spellEnd"/>
-      <w:r>
-        <w:rPr>
-          <w:b/>
-          <w:bCs/>
-        </w:rPr>
-        <w:t xml:space="preserve"> becomes NULL (not 10)</w:t>
+        <w:t>Child dept_id becomes NULL (not 10)</w:t>
       </w:r>
     </w:p>
     <w:p>
       <w:r>
         <w:pict w14:anchorId="11982226">
-          <v:rect id="_x0000_i1150" style="width:0;height:1.5pt" o:hralign="center" o:hrstd="t" o:hr="t" fillcolor="#a0a0a0" stroked="f"/>
+          <v:rect id="_x0000_i1042" style="width:0;height:1.5pt" o:hralign="center" o:hrstd="t" o:hr="t" fillcolor="#a0a0a0" stroked="f"/>
         </w:pict>
       </w:r>
     </w:p>
@@ -6554,6 +5671,7 @@
   <w:style w:type="character" w:default="1" w:styleId="DefaultParagraphFont">
     <w:name w:val="Default Paragraph Font"/>
     <w:uiPriority w:val="1"/>
+    <w:semiHidden/>
     <w:unhideWhenUsed/>
   </w:style>
   <w:style w:type="table" w:default="1" w:styleId="TableNormal">
